--- a/report_xattr_dos.docx
+++ b/report_xattr_dos.docx
@@ -2505,6 +2505,139 @@
           <w:sz w:val="22"/>
         </w:rPr>
         <w:t xml:space="preserve">The CI workflow (.github/workflows/gate-a-oci-ingress.yml) runs PoCOCICrash against unmodified upstream apple/containerization HEAD on macOS 26 ARM64 and commits the resulting IPS to crash-evidence-oci/ on the poc-crash-test branch.</w:t>
+      </w:r>
+    </w:p>
+    <w:p>
+      <w:pPr>
+        <w:pStyle w:val="Heading3"/>
+        <w:spacing w:after="80" w:before="160"/>
+      </w:pPr>
+      <w:r>
+        <w:t xml:space="preserve">OCI Ingress IPS Crash Report</w:t>
+      </w:r>
+    </w:p>
+    <w:p>
+      <w:pPr>
+        <w:spacing w:after="100"/>
+      </w:pPr>
+      <w:r>
+        <w:rPr>
+          <w:rFonts w:ascii="Calibri" w:cs="Calibri" w:eastAsia="Calibri" w:hAnsi="Calibri"/>
+          <w:sz w:val="22"/>
+          <w:szCs w:val="22"/>
+        </w:rPr>
+        <w:t xml:space="preserve">The Gate A-OCI CI run (workflow run ID 37884822738, commit 40462dd) executed PoCOCICrash against unmodified upstream apple/containerization HEAD (c0a6f7657a57f0ae0ddf6e68a051619c5972f1d8) on macOS 26.6.2 (25G83) ARM64 and produced IPS incident C59487F8-38F9-4B0C-A14F-066EECC1068C (exit 133). The triggered thread crash frame sequence (thread id 43725, queue com.apple.root.utility-qos.cooperative):</w:t>
+      </w:r>
+    </w:p>
+    <w:p>
+      <w:pPr>
+        <w:pStyle w:val="CodeBlock"/>
+        <w:spacing w:after="40"/>
+      </w:pPr>
+      <w:r>
+        <w:rPr>
+          <w:rFonts w:ascii="Courier New" w:hAnsi="Courier New" w:cs="Courier New"/>
+          <w:sz w:val="18"/>
+          <w:szCs w:val="18"/>
+        </w:rPr>
+        <w:t xml:space="preserve">Frame 0: _assertionFailure(_:_:file:line:flags:)</w:t>
+      </w:r>
+    </w:p>
+    <w:p>
+      <w:pPr>
+        <w:pStyle w:val="CodeBlock"/>
+        <w:spacing w:after="40"/>
+      </w:pPr>
+      <w:r>
+        <w:rPr>
+          <w:rFonts w:ascii="Courier New" w:hAnsi="Courier New" w:cs="Courier New"/>
+          <w:sz w:val="18"/>
+          <w:szCs w:val="18"/>
+        </w:rPr>
+        <w:t xml:space="preserve">Frame 2: EXT4.ExtendedAttribute.hash.getter  [EXT4+Xattrs.swift:60]</w:t>
+      </w:r>
+    </w:p>
+    <w:p>
+      <w:pPr>
+        <w:pStyle w:val="CodeBlock"/>
+        <w:spacing w:after="40"/>
+      </w:pPr>
+      <w:r>
+        <w:rPr>
+          <w:rFonts w:ascii="Courier New" w:hAnsi="Courier New" w:cs="Courier New"/>
+          <w:sz w:val="18"/>
+          <w:szCs w:val="18"/>
+        </w:rPr>
+        <w:t xml:space="preserve">Frame 3: static EXT4.FileXattrsState.write(buffer:attrs:start:delta:inline:)  [EXT4+Xattrs.swift:232]</w:t>
+      </w:r>
+    </w:p>
+    <w:p>
+      <w:pPr>
+        <w:pStyle w:val="CodeBlock"/>
+        <w:spacing w:after="40"/>
+      </w:pPr>
+      <w:r>
+        <w:rPr>
+          <w:rFonts w:ascii="Courier New" w:hAnsi="Courier New" w:cs="Courier New"/>
+          <w:sz w:val="18"/>
+          <w:szCs w:val="18"/>
+        </w:rPr>
+        <w:t xml:space="preserve">Frame 4: EXT4.FileXattrsState.writeBlockAttributes(buffer:)  [EXT4+Xattrs.swift:188]</w:t>
+      </w:r>
+    </w:p>
+    <w:p>
+      <w:pPr>
+        <w:pStyle w:val="CodeBlock"/>
+        <w:spacing w:after="40"/>
+      </w:pPr>
+      <w:r>
+        <w:rPr>
+          <w:rFonts w:ascii="Courier New" w:hAnsi="Courier New" w:cs="Courier New"/>
+          <w:sz w:val="18"/>
+          <w:szCs w:val="18"/>
+        </w:rPr>
+        <w:t xml:space="preserve">Frame 5: EXT4.Formatter.create(path:link:mode:ts:buf:uid:gid:xattrs:recursion:fileBuffer:)  [EXT4+Formatter.swift:482]</w:t>
+      </w:r>
+    </w:p>
+    <w:p>
+      <w:pPr>
+        <w:pStyle w:val="CodeBlock"/>
+        <w:spacing w:after="40"/>
+      </w:pPr>
+      <w:r>
+        <w:rPr>
+          <w:rFonts w:ascii="Courier New" w:hAnsi="Courier New" w:cs="Courier New"/>
+          <w:sz w:val="18"/>
+          <w:szCs w:val="18"/>
+        </w:rPr>
+        <w:t xml:space="preserve">Frame 6: EXT4.Formatter.unpackEntries(reader:progress:)  [Formatter+Unpack.swift:139]</w:t>
+      </w:r>
+    </w:p>
+    <w:p>
+      <w:pPr>
+        <w:pStyle w:val="CodeBlock"/>
+        <w:spacing w:after="40"/>
+      </w:pPr>
+      <w:r>
+        <w:rPr>
+          <w:rFonts w:ascii="Courier New" w:hAnsi="Courier New" w:cs="Courier New"/>
+          <w:sz w:val="18"/>
+          <w:szCs w:val="18"/>
+        </w:rPr>
+        <w:t xml:space="preserve">Frame 7: EXT4.Formatter.unpack(source:format:compression:progress:)  [Formatter+Unpack.swift:59]</w:t>
+      </w:r>
+    </w:p>
+    <w:p>
+      <w:pPr>
+        <w:spacing w:after="100"/>
+      </w:pPr>
+      <w:r>
+        <w:rPr>
+          <w:rFonts w:ascii="Calibri" w:cs="Calibri" w:eastAsia="Calibri" w:hAnsi="Calibri"/>
+          <w:sz w:val="22"/>
+          <w:szCs w:val="22"/>
+        </w:rPr>
+        <w:t xml:space="preserve">The crash fires inside the cooperative thread pool Task that called unpack(), confirming the full OCI ingress path from attacker-controlled tar xattr to char.asciiValue! force-unwrap trap. The IPS is committed to crash-evidence-oci/ in the poc-crash-test branch (PoCOCICrash-20261009T044251Z.ips).</w:t>
       </w:r>
     </w:p>
     <w:p>

--- a/report_xattr_dos.docx
+++ b/report_xattr_dos.docx
@@ -2635,7 +2635,7 @@
           <w:rFonts w:ascii="Calibri" w:cs="Calibri" w:eastAsia="Calibri"/>
           <w:sz w:val="22"/>
         </w:rPr>
-        <w:t xml:space="preserve">This attack vector was searched in the apple/containerization issue tracker and commit history. GitHub search query: https://github.com/apple/containerization/search?q=xattr+ascii+hash — 0 open issues or PRs mentioning this combination at the time of submission. grep -rn "asciiValue" Sources/ContainerizationEXT4/ reveals exactly one site: EXT4+Xattrs.swift:60 (the vulnerable line). No prior issue, PR, or advisory addresses the write-path force-unwrap; PR #657 (d8ec470) fixed only the read-path (String(bytes:rawName:encoding:.ascii) guard at line ~271) and explicitly left line 60 unchanged.</w:t>
+        <w:t xml:space="preserve">This attack vector was searched in the apple/containerization issue tracker and commit history. GitHub code search (https://github.com/apple/containerization/search?q=xattr+ascii+hash): 0 open issues or PRs at time of submission. Local verification: grep -rn "asciiValue" Sources/ContainerizationEXT4/ → one result only: EXT4+Xattrs.swift:60. PR #657 diff (d8ec470) confirmed by raw git show: adds guard/throw at read-path line ~271, zero lines changed in hash getter. PR #898 diff (c0185ae) confirmed by raw git show: adds attribute.name.count length guard at block-write line ~208, zero lines changed at line 60. Conclusion: hash getter write-path force-unwrap is not addressed by any prior patch or public issue.</w:t>
       </w:r>
     </w:p>
     <w:p>
@@ -2656,7 +2656,7 @@
           <w:rFonts w:ascii="Calibri" w:cs="Calibri" w:eastAsia="Calibri"/>
           <w:sz w:val="22"/>
         </w:rPr>
-        <w:t xml:space="preserve">PR #657 / commit d8ec470 (merged 2026-09-xx): fixed EXT4+Xattrs.swift ~line 271 (read path guard). Verified via: git -C /tmp/containerization log --oneline -- Sources/ContainerizationEXT4/EXT4+Xattrs.swift | head -5 — shows d8ec470 as the only recent commit touching this file. git show d8ec470 | grep "^+" | grep -i ascii confirms the fix is guard let name = String(bytes: rawName, encoding: .ascii) replacing a former force-cast; line 60 (hash getter) is UNCHANGED in that diff. No subsequent commit has modified line 60: git log -p -- Sources/ContainerizationEXT4/EXT4+Xattrs.swift | grep -A2 "asciiValue" shows only the original introduction, no fix.</w:t>
+        <w:t xml:space="preserve">PR #657 / commit d8ec470 (merged 2026-04-09): fixed EXT4+Xattrs.swift line ~271 (read path). Raw diff (git show d8ec470 -- Sources/ContainerizationEXT4/EXT4+Xattrs.swift) confirms the patch replaced only the read-path force-cast String(bytes:rawName:encoding:.ascii)! with a guard/throw; line 60 (hash getter: char.asciiValue!) is absent from that diff. PR #898 / commit c0185ae (merged 2026-08-28) added an attribute.name.count range check at the block-write path (line ~208) but did NOT remove or guard char.asciiValue! at line 60. Full commit history for EXT4+Xattrs.swift: c0185ae (#898), 3a84f98 (#658), d8ec470 (#657), 74ac944 (#664), 4c5c731 (#673), 15bbddc (#605), ec2ee3e (#470). None of these touch line 60. Verified: git -C /tmp/containerization show HEAD:Sources/ContainerizationEXT4/EXT4+Xattrs.swift | grep -n asciiValue → 60: hash = (hash &lt;&lt; 5) ^ (hash &gt;&gt; 27) ^ UInt32(char.asciiValue!) — still present at current HEAD (8be8e84) and at evidence-collection commit c0a6f765.</w:t>
       </w:r>
     </w:p>
     <w:p>
